--- a/skills/phong-hcqt/assets/du-toan.docx
+++ b/skills/phong-hcqt/assets/du-toan.docx
@@ -1,5 +1,74 @@
 
-<file path=word/document.xml><?xml version="1.0" encoding="utf-8"?>
+<file path=./[Content_Types].xml><?xml version="1.0" encoding="utf-8"?>
+<Types xmlns="http://schemas.openxmlformats.org/package/2006/content-types">
+  <Default Extension="rels" ContentType="application/vnd.openxmlformats-package.relationships+xml"/>
+  <Default Extension="xml" ContentType="application/xml"/>
+  <Override PartName="/word/document.xml" ContentType="application/vnd.openxmlformats-officedocument.wordprocessingml.document.main+xml"/>
+  <Override PartName="/word/numbering.xml" ContentType="application/vnd.openxmlformats-officedocument.wordprocessingml.numbering+xml"/>
+  <Override PartName="/word/styles.xml" ContentType="application/vnd.openxmlformats-officedocument.wordprocessingml.styles+xml"/>
+  <Override PartName="/word/settings.xml" ContentType="application/vnd.openxmlformats-officedocument.wordprocessingml.settings+xml"/>
+  <Override PartName="/word/webSettings.xml" ContentType="application/vnd.openxmlformats-officedocument.wordprocessingml.webSettings+xml"/>
+  <Override PartName="/word/footnotes.xml" ContentType="application/vnd.openxmlformats-officedocument.wordprocessingml.footnotes+xml"/>
+  <Override PartName="/word/endnotes.xml" ContentType="application/vnd.openxmlformats-officedocument.wordprocessingml.endnotes+xml"/>
+  <Override PartName="/word/fontTable.xml" ContentType="application/vnd.openxmlformats-officedocument.wordprocessingml.fontTable+xml"/>
+  <Override PartName="/word/theme/theme1.xml" ContentType="application/vnd.openxmlformats-officedocument.theme+xml"/>
+  <Override PartName="/docProps/core.xml" ContentType="application/vnd.openxmlformats-package.core-properties+xml"/>
+  <Override PartName="/docProps/app.xml" ContentType="application/vnd.openxmlformats-officedocument.extended-properties+xml"/>
+</Types>
+</file>
+
+<file path=./docProps/app.xml><?xml version="1.0" encoding="utf-8"?>
+<Properties xmlns="http://schemas.openxmlformats.org/officeDocument/2006/extended-properties" xmlns:vt="http://schemas.openxmlformats.org/officeDocument/2006/docPropsVTypes">
+  <Template>Normal.dotm</Template>
+  <TotalTime>4261</TotalTime>
+  <Pages>3</Pages>
+  <Words>314</Words>
+  <Characters>1795</Characters>
+  <Application>Microsoft Office Word</Application>
+  <DocSecurity>0</DocSecurity>
+  <Lines>14</Lines>
+  <Paragraphs>4</Paragraphs>
+  <ScaleCrop>false</ScaleCrop>
+  <HeadingPairs>
+    <vt:vector size="2" baseType="variant">
+      <vt:variant>
+        <vt:lpstr>Title</vt:lpstr>
+      </vt:variant>
+      <vt:variant>
+        <vt:i4>1</vt:i4>
+      </vt:variant>
+    </vt:vector>
+  </HeadingPairs>
+  <TitlesOfParts>
+    <vt:vector size="1" baseType="lpstr">
+      <vt:lpstr/>
+    </vt:vector>
+  </TitlesOfParts>
+  <Company/>
+  <LinksUpToDate>false</LinksUpToDate>
+  <CharactersWithSpaces>2105</CharactersWithSpaces>
+  <SharedDoc>false</SharedDoc>
+  <HyperlinksChanged>false</HyperlinksChanged>
+  <AppVersion>16.0000</AppVersion>
+</Properties>
+</file>
+
+<file path=./docProps/core.xml><?xml version="1.0" encoding="utf-8"?>
+<cp:coreProperties xmlns:cp="http://schemas.openxmlformats.org/package/2006/metadata/core-properties" xmlns:dc="http://purl.org/dc/elements/1.1/" xmlns:dcterms="http://purl.org/dc/terms/" xmlns:dcmitype="http://purl.org/dc/dcmitype/" xmlns:xsi="http://www.w3.org/2001/XMLSchema-instance">
+  <dc:title/>
+  <dc:subject/>
+  <dc:creator>DUONG-KTDA</dc:creator>
+  <cp:keywords/>
+  <dc:description/>
+  <cp:lastModifiedBy>Dương KTDA</cp:lastModifiedBy>
+  <cp:revision>138</cp:revision>
+  <cp:lastPrinted>2026-02-04T07:19:00Z</cp:lastPrinted>
+  <dcterms:created xsi:type="dcterms:W3CDTF">2024-04-12T02:10:00Z</dcterms:created>
+  <dcterms:modified xsi:type="dcterms:W3CDTF">2026-05-26T10:13:00Z</dcterms:modified>
+</cp:coreProperties>
+</file>
+
+<file path=./word/document.xml><?xml version="1.0" encoding="utf-8"?>
 <w:document xmlns:wpc="http://schemas.microsoft.com/office/word/2010/wordprocessingCanvas" xmlns:cx="http://schemas.microsoft.com/office/drawing/2014/chartex" xmlns:cx1="http://schemas.microsoft.com/office/drawing/2015/9/8/chartex" xmlns:cx2="http://schemas.microsoft.com/office/drawing/2015/10/21/chartex" xmlns:cx3="http://schemas.microsoft.com/office/drawing/2016/5/9/chartex" xmlns:cx4="http://schemas.microsoft.com/office/drawing/2016/5/10/chartex" xmlns:cx5="http://schemas.microsoft.com/office/drawing/2016/5/11/chartex" xmlns:cx6="http://schemas.microsoft.com/office/drawing/2016/5/12/chartex" xmlns:cx7="http://schemas.microsoft.com/office/drawing/2016/5/13/chartex" xmlns:cx8="http://schemas.microsoft.com/office/drawing/2016/5/14/chartex" xmlns:mc="http://schemas.openxmlformats.org/markup-compatibility/2006" xmlns:aink="http://schemas.microsoft.com/office/drawing/2016/ink" xmlns:am3d="http://schemas.microsoft.com/office/drawing/2017/model3d" xmlns:o="urn:schemas-microsoft-com:office:office" xmlns:oel="http://schemas.microsoft.com/office/2019/extlst" xmlns:r="http://schemas.openxmlformats.org/officeDocument/2006/relationships" xmlns:m="http://schemas.openxmlformats.org/officeDocument/2006/math" xmlns:v="urn:schemas-microsoft-com:vml" xmlns:wp14="http://schemas.microsoft.com/office/word/2010/wordprocessingDrawing" xmlns:wp="http://schemas.openxmlformats.org/drawingml/2006/wordprocessingDrawing" xmlns:w10="urn:schemas-microsoft-com:office:word" xmlns:w="http://schemas.openxmlformats.org/wordprocessingml/2006/main" xmlns:w14="http://schemas.microsoft.com/office/word/2010/wordml" xmlns:w15="http://schemas.microsoft.com/office/word/2012/wordml" xmlns:w16cex="http://schemas.microsoft.com/office/word/2018/wordml/cex" xmlns:w16="http://schemas.microsoft.com/office/word/2018/wordml" xmlns:w16du="http://schemas.microsoft.com/office/word/2023/wordml/word16du" xmlns:w16sdtdh="http://schemas.microsoft.com/office/word/2020/wordml/sdtdatahash" xmlns:w16se="http://schemas.microsoft.com/office/word/2015/wordml/symex" xmlns:wpg="http://schemas.microsoft.com/office/word/2010/wordprocessingGroup" xmlns:wpi="http://schemas.microsoft.com/office/word/2010/wordprocessingInk" xmlns:wne="http://schemas.microsoft.com/office/word/2006/wordml" xmlns:wps="http://schemas.microsoft.com/office/word/2010/wordprocessingShape">
   <w:body>
     <w:p>
@@ -4438,7 +4507,7 @@
 </w:document>
 </file>
 
-<file path=word/endnotes.xml><?xml version="1.0" encoding="utf-8"?>
+<file path=./word/endnotes.xml><?xml version="1.0" encoding="utf-8"?>
 <w:endnotes xmlns:wpc="http://schemas.microsoft.com/office/word/2010/wordprocessingCanvas" xmlns:cx="http://schemas.microsoft.com/office/drawing/2014/chartex" xmlns:cx1="http://schemas.microsoft.com/office/drawing/2015/9/8/chartex" xmlns:cx2="http://schemas.microsoft.com/office/drawing/2015/10/21/chartex" xmlns:cx3="http://schemas.microsoft.com/office/drawing/2016/5/9/chartex" xmlns:cx4="http://schemas.microsoft.com/office/drawing/2016/5/10/chartex" xmlns:cx5="http://schemas.microsoft.com/office/drawing/2016/5/11/chartex" xmlns:cx6="http://schemas.microsoft.com/office/drawing/2016/5/12/chartex" xmlns:cx7="http://schemas.microsoft.com/office/drawing/2016/5/13/chartex" xmlns:cx8="http://schemas.microsoft.com/office/drawing/2016/5/14/chartex" xmlns:mc="http://schemas.openxmlformats.org/markup-compatibility/2006" xmlns:aink="http://schemas.microsoft.com/office/drawing/2016/ink" xmlns:am3d="http://schemas.microsoft.com/office/drawing/2017/model3d" xmlns:o="urn:schemas-microsoft-com:office:office" xmlns:oel="http://schemas.microsoft.com/office/2019/extlst" xmlns:r="http://schemas.openxmlformats.org/officeDocument/2006/relationships" xmlns:m="http://schemas.openxmlformats.org/officeDocument/2006/math" xmlns:v="urn:schemas-microsoft-com:vml" xmlns:wp14="http://schemas.microsoft.com/office/word/2010/wordprocessingDrawing" xmlns:wp="http://schemas.openxmlformats.org/drawingml/2006/wordprocessingDrawing" xmlns:w10="urn:schemas-microsoft-com:office:word" xmlns:w="http://schemas.openxmlformats.org/wordprocessingml/2006/main" xmlns:w14="http://schemas.microsoft.com/office/word/2010/wordml" xmlns:w15="http://schemas.microsoft.com/office/word/2012/wordml" xmlns:w16cex="http://schemas.microsoft.com/office/word/2018/wordml/cex" xmlns:w16="http://schemas.microsoft.com/office/word/2018/wordml" xmlns:w16du="http://schemas.microsoft.com/office/word/2023/wordml/word16du" xmlns:w16sdtdh="http://schemas.microsoft.com/office/word/2020/wordml/sdtdatahash" xmlns:w16se="http://schemas.microsoft.com/office/word/2015/wordml/symex" xmlns:wpg="http://schemas.microsoft.com/office/word/2010/wordprocessingGroup" xmlns:wpi="http://schemas.microsoft.com/office/word/2010/wordprocessingInk" xmlns:wne="http://schemas.microsoft.com/office/word/2006/wordml" xmlns:wps="http://schemas.microsoft.com/office/word/2010/wordprocessingShape">
   <w:endnote w:type="separator" w:id="-1">
     <w:p>
@@ -4457,7 +4526,48 @@
 </w:endnotes>
 </file>
 
-<file path=word/footnotes.xml><?xml version="1.0" encoding="utf-8"?>
+<file path=./word/fontTable.xml><?xml version="1.0" encoding="utf-8"?>
+<w:fonts xmlns:mc="http://schemas.openxmlformats.org/markup-compatibility/2006" xmlns:r="http://schemas.openxmlformats.org/officeDocument/2006/relationships" xmlns:w="http://schemas.openxmlformats.org/wordprocessingml/2006/main" xmlns:w14="http://schemas.microsoft.com/office/word/2010/wordml" xmlns:w15="http://schemas.microsoft.com/office/word/2012/wordml" xmlns:w16cex="http://schemas.microsoft.com/office/word/2018/wordml/cex" xmlns:w16="http://schemas.microsoft.com/office/word/2018/wordml" xmlns:w16du="http://schemas.microsoft.com/office/word/2023/wordml/word16du" xmlns:w16sdtdh="http://schemas.microsoft.com/office/word/2020/wordml/sdtdatahash" xmlns:w16se="http://schemas.microsoft.com/office/word/2015/wordml/symex">
+  <w:font w:name="Symbol">
+    <w:panose1 w:val="05050102010706020507"/>
+    <w:family w:val="roman"/>
+    <w:pitch w:val="variable"/>
+    <w:sig w:usb0="00000000" w:usb1="10000000" w:usb2="00000000" w:usb3="00000000" w:csb0="80000000" w:csb1="00000000"/>
+  </w:font>
+  <w:font w:name="Times New Roman">
+    <w:panose1 w:val="02020603050405020304"/>
+    <w:family w:val="roman"/>
+    <w:pitch w:val="variable"/>
+    <w:sig w:usb0="E0002EFF" w:usb1="C000785B" w:usb2="00000009" w:usb3="00000000" w:csb0="000001FF" w:csb1="00000000"/>
+  </w:font>
+  <w:font w:name="Courier New">
+    <w:panose1 w:val="02070309020205020404"/>
+    <w:family w:val="modern"/>
+    <w:pitch w:val="fixed"/>
+    <w:sig w:usb0="E0002EFF" w:usb1="C0007843" w:usb2="00000009" w:usb3="00000000" w:csb0="000001FF" w:csb1="00000000"/>
+  </w:font>
+  <w:font w:name="Wingdings">
+    <w:panose1 w:val="05000000000000000000"/>
+    <w:family w:val="auto"/>
+    <w:pitch w:val="variable"/>
+    <w:sig w:usb0="00000000" w:usb1="10000000" w:usb2="00000000" w:usb3="00000000" w:csb0="80000000" w:csb1="00000000"/>
+  </w:font>
+  <w:font w:name="Calibri">
+    <w:panose1 w:val="020F0502020204030204"/>
+    <w:family w:val="swiss"/>
+    <w:pitch w:val="variable"/>
+    <w:sig w:usb0="E4002EFF" w:usb1="C000247B" w:usb2="00000009" w:usb3="00000000" w:csb0="000001FF" w:csb1="00000000"/>
+  </w:font>
+  <w:font w:name="Cambria">
+    <w:panose1 w:val="02040503050406030204"/>
+    <w:family w:val="roman"/>
+    <w:pitch w:val="variable"/>
+    <w:sig w:usb0="E00006FF" w:usb1="420024FF" w:usb2="02000000" w:usb3="00000000" w:csb0="0000019F" w:csb1="00000000"/>
+  </w:font>
+</w:fonts>
+</file>
+
+<file path=./word/footnotes.xml><?xml version="1.0" encoding="utf-8"?>
 <w:footnotes xmlns:wpc="http://schemas.microsoft.com/office/word/2010/wordprocessingCanvas" xmlns:cx="http://schemas.microsoft.com/office/drawing/2014/chartex" xmlns:cx1="http://schemas.microsoft.com/office/drawing/2015/9/8/chartex" xmlns:cx2="http://schemas.microsoft.com/office/drawing/2015/10/21/chartex" xmlns:cx3="http://schemas.microsoft.com/office/drawing/2016/5/9/chartex" xmlns:cx4="http://schemas.microsoft.com/office/drawing/2016/5/10/chartex" xmlns:cx5="http://schemas.microsoft.com/office/drawing/2016/5/11/chartex" xmlns:cx6="http://schemas.microsoft.com/office/drawing/2016/5/12/chartex" xmlns:cx7="http://schemas.microsoft.com/office/drawing/2016/5/13/chartex" xmlns:cx8="http://schemas.microsoft.com/office/drawing/2016/5/14/chartex" xmlns:mc="http://schemas.openxmlformats.org/markup-compatibility/2006" xmlns:aink="http://schemas.microsoft.com/office/drawing/2016/ink" xmlns:am3d="http://schemas.microsoft.com/office/drawing/2017/model3d" xmlns:o="urn:schemas-microsoft-com:office:office" xmlns:oel="http://schemas.microsoft.com/office/2019/extlst" xmlns:r="http://schemas.openxmlformats.org/officeDocument/2006/relationships" xmlns:m="http://schemas.openxmlformats.org/officeDocument/2006/math" xmlns:v="urn:schemas-microsoft-com:vml" xmlns:wp14="http://schemas.microsoft.com/office/word/2010/wordprocessingDrawing" xmlns:wp="http://schemas.openxmlformats.org/drawingml/2006/wordprocessingDrawing" xmlns:w10="urn:schemas-microsoft-com:office:word" xmlns:w="http://schemas.openxmlformats.org/wordprocessingml/2006/main" xmlns:w14="http://schemas.microsoft.com/office/word/2010/wordml" xmlns:w15="http://schemas.microsoft.com/office/word/2012/wordml" xmlns:w16cex="http://schemas.microsoft.com/office/word/2018/wordml/cex" xmlns:w16="http://schemas.microsoft.com/office/word/2018/wordml" xmlns:w16du="http://schemas.microsoft.com/office/word/2023/wordml/word16du" xmlns:w16sdtdh="http://schemas.microsoft.com/office/word/2020/wordml/sdtdatahash" xmlns:w16se="http://schemas.microsoft.com/office/word/2015/wordml/symex" xmlns:wpg="http://schemas.microsoft.com/office/word/2010/wordprocessingGroup" xmlns:wpi="http://schemas.microsoft.com/office/word/2010/wordprocessingInk" xmlns:wne="http://schemas.microsoft.com/office/word/2006/wordml" xmlns:wps="http://schemas.microsoft.com/office/word/2010/wordprocessingShape">
   <w:footnote w:type="separator" w:id="-1">
     <w:p>
@@ -4476,7 +4586,7 @@
 </w:footnotes>
 </file>
 
-<file path=word/numbering.xml><?xml version="1.0" encoding="utf-8"?>
+<file path=./word/numbering.xml><?xml version="1.0" encoding="utf-8"?>
 <w:numbering xmlns:wpc="http://schemas.microsoft.com/office/word/2010/wordprocessingCanvas" xmlns:cx="http://schemas.microsoft.com/office/drawing/2014/chartex" xmlns:cx1="http://schemas.microsoft.com/office/drawing/2015/9/8/chartex" xmlns:cx2="http://schemas.microsoft.com/office/drawing/2015/10/21/chartex" xmlns:cx3="http://schemas.microsoft.com/office/drawing/2016/5/9/chartex" xmlns:cx4="http://schemas.microsoft.com/office/drawing/2016/5/10/chartex" xmlns:cx5="http://schemas.microsoft.com/office/drawing/2016/5/11/chartex" xmlns:cx6="http://schemas.microsoft.com/office/drawing/2016/5/12/chartex" xmlns:cx7="http://schemas.microsoft.com/office/drawing/2016/5/13/chartex" xmlns:cx8="http://schemas.microsoft.com/office/drawing/2016/5/14/chartex" xmlns:mc="http://schemas.openxmlformats.org/markup-compatibility/2006" xmlns:aink="http://schemas.microsoft.com/office/drawing/2016/ink" xmlns:am3d="http://schemas.microsoft.com/office/drawing/2017/model3d" xmlns:o="urn:schemas-microsoft-com:office:office" xmlns:oel="http://schemas.microsoft.com/office/2019/extlst" xmlns:r="http://schemas.openxmlformats.org/officeDocument/2006/relationships" xmlns:m="http://schemas.openxmlformats.org/officeDocument/2006/math" xmlns:v="urn:schemas-microsoft-com:vml" xmlns:wp14="http://schemas.microsoft.com/office/word/2010/wordprocessingDrawing" xmlns:wp="http://schemas.openxmlformats.org/drawingml/2006/wordprocessingDrawing" xmlns:w10="urn:schemas-microsoft-com:office:word" xmlns:w="http://schemas.openxmlformats.org/wordprocessingml/2006/main" xmlns:w14="http://schemas.microsoft.com/office/word/2010/wordml" xmlns:w15="http://schemas.microsoft.com/office/word/2012/wordml" xmlns:w16cex="http://schemas.microsoft.com/office/word/2018/wordml/cex" xmlns:w16="http://schemas.microsoft.com/office/word/2018/wordml" xmlns:w16du="http://schemas.microsoft.com/office/word/2023/wordml/word16du" xmlns:w16sdtdh="http://schemas.microsoft.com/office/word/2020/wordml/sdtdatahash" xmlns:w16se="http://schemas.microsoft.com/office/word/2015/wordml/symex" xmlns:wpg="http://schemas.microsoft.com/office/word/2010/wordprocessingGroup" xmlns:wpi="http://schemas.microsoft.com/office/word/2010/wordprocessingInk" xmlns:wne="http://schemas.microsoft.com/office/word/2006/wordml" xmlns:wps="http://schemas.microsoft.com/office/word/2010/wordprocessingShape">
   <w:abstractNum w:abstractNumId="0">
     <w:nsid w:val="4B3F630D"/>
@@ -4597,7 +4707,271 @@
 </w:numbering>
 </file>
 
-<file path=word/styles.xml><?xml version="1.0" encoding="utf-8"?>
+<file path=./word/settings.xml><?xml version="1.0" encoding="utf-8"?>
+<w:settings xmlns:mc="http://schemas.openxmlformats.org/markup-compatibility/2006" xmlns:o="urn:schemas-microsoft-com:office:office" xmlns:r="http://schemas.openxmlformats.org/officeDocument/2006/relationships" xmlns:m="http://schemas.openxmlformats.org/officeDocument/2006/math" xmlns:v="urn:schemas-microsoft-com:vml" xmlns:w10="urn:schemas-microsoft-com:office:word" xmlns:w="http://schemas.openxmlformats.org/wordprocessingml/2006/main" xmlns:w14="http://schemas.microsoft.com/office/word/2010/wordml" xmlns:w15="http://schemas.microsoft.com/office/word/2012/wordml" xmlns:w16cex="http://schemas.microsoft.com/office/word/2018/wordml/cex" xmlns:w16="http://schemas.microsoft.com/office/word/2018/wordml" xmlns:w16du="http://schemas.microsoft.com/office/word/2023/wordml/word16du" xmlns:w16sdtdh="http://schemas.microsoft.com/office/word/2020/wordml/sdtdatahash" xmlns:w16se="http://schemas.microsoft.com/office/word/2015/wordml/symex" xmlns:sl="http://schemas.openxmlformats.org/schemaLibrary/2006/main">
+  <w:zoom w:percent="160"/>
+  <w:defaultTabStop w:val="720"/>
+  <w:characterSpacingControl w:val="doNotCompress"/>
+  <w:compat>
+    <w:compatSetting w:name="compatibilityMode" w:uri="http://schemas.microsoft.com/office/word" w:val="14"/>
+    <w:compatSetting w:name="overrideTableStyleFontSizeAndJustification" w:uri="http://schemas.microsoft.com/office/word" w:val="1"/>
+    <w:compatSetting w:name="enableOpenTypeFeatures" w:uri="http://schemas.microsoft.com/office/word" w:val="1"/>
+    <w:compatSetting w:name="doNotFlipMirrorIndents" w:uri="http://schemas.microsoft.com/office/word" w:val="1"/>
+    <w:compatSetting w:name="useWord2013TrackBottomHyphenation" w:uri="http://schemas.microsoft.com/office/word" w:val="1"/>
+  </w:compat>
+  <w:rsids>
+    <w:rsidRoot w:val="00290FE2"/>
+    <w:rsid w:val="00005412"/>
+    <w:rsid w:val="000126F0"/>
+    <w:rsid w:val="00024768"/>
+    <w:rsid w:val="000256EA"/>
+    <w:rsid w:val="00032D0E"/>
+    <w:rsid w:val="00057798"/>
+    <w:rsid w:val="000A2BF3"/>
+    <w:rsid w:val="000A5EE4"/>
+    <w:rsid w:val="000B6EF9"/>
+    <w:rsid w:val="000C43E2"/>
+    <w:rsid w:val="000D6A77"/>
+    <w:rsid w:val="000E00D0"/>
+    <w:rsid w:val="000F104B"/>
+    <w:rsid w:val="0010242A"/>
+    <w:rsid w:val="00105FAA"/>
+    <w:rsid w:val="001307A4"/>
+    <w:rsid w:val="00136949"/>
+    <w:rsid w:val="0018046E"/>
+    <w:rsid w:val="00186F12"/>
+    <w:rsid w:val="001A575F"/>
+    <w:rsid w:val="001B6BC6"/>
+    <w:rsid w:val="001C1C0F"/>
+    <w:rsid w:val="001C3DE0"/>
+    <w:rsid w:val="001C7198"/>
+    <w:rsid w:val="001D0DA0"/>
+    <w:rsid w:val="001E70BD"/>
+    <w:rsid w:val="002062C0"/>
+    <w:rsid w:val="00215AF5"/>
+    <w:rsid w:val="002266B6"/>
+    <w:rsid w:val="00237F4D"/>
+    <w:rsid w:val="00253076"/>
+    <w:rsid w:val="00264495"/>
+    <w:rsid w:val="00290FE2"/>
+    <w:rsid w:val="00295F6B"/>
+    <w:rsid w:val="002A720A"/>
+    <w:rsid w:val="002C12F9"/>
+    <w:rsid w:val="002C2A10"/>
+    <w:rsid w:val="002D6EDE"/>
+    <w:rsid w:val="002E0B0E"/>
+    <w:rsid w:val="002F4415"/>
+    <w:rsid w:val="00306758"/>
+    <w:rsid w:val="00315958"/>
+    <w:rsid w:val="003361F1"/>
+    <w:rsid w:val="0035514D"/>
+    <w:rsid w:val="00367816"/>
+    <w:rsid w:val="003736BC"/>
+    <w:rsid w:val="00383251"/>
+    <w:rsid w:val="00392A00"/>
+    <w:rsid w:val="003959C9"/>
+    <w:rsid w:val="003B7D5C"/>
+    <w:rsid w:val="003C5728"/>
+    <w:rsid w:val="003D23B1"/>
+    <w:rsid w:val="00433963"/>
+    <w:rsid w:val="004421C0"/>
+    <w:rsid w:val="0044559F"/>
+    <w:rsid w:val="00456C49"/>
+    <w:rsid w:val="00464ABC"/>
+    <w:rsid w:val="004A5BAC"/>
+    <w:rsid w:val="004E3DBA"/>
+    <w:rsid w:val="004F6A7A"/>
+    <w:rsid w:val="00500979"/>
+    <w:rsid w:val="0050326E"/>
+    <w:rsid w:val="00511744"/>
+    <w:rsid w:val="00515D96"/>
+    <w:rsid w:val="00522F57"/>
+    <w:rsid w:val="00526FA2"/>
+    <w:rsid w:val="0055434D"/>
+    <w:rsid w:val="00564507"/>
+    <w:rsid w:val="00564A12"/>
+    <w:rsid w:val="00580645"/>
+    <w:rsid w:val="00582CC1"/>
+    <w:rsid w:val="005907B8"/>
+    <w:rsid w:val="005911B9"/>
+    <w:rsid w:val="00595852"/>
+    <w:rsid w:val="005C21C2"/>
+    <w:rsid w:val="005C3090"/>
+    <w:rsid w:val="005E285D"/>
+    <w:rsid w:val="005F2641"/>
+    <w:rsid w:val="005F423F"/>
+    <w:rsid w:val="005F5F10"/>
+    <w:rsid w:val="00621D8F"/>
+    <w:rsid w:val="006308F0"/>
+    <w:rsid w:val="00633795"/>
+    <w:rsid w:val="00635313"/>
+    <w:rsid w:val="006436F0"/>
+    <w:rsid w:val="006772DB"/>
+    <w:rsid w:val="0068069D"/>
+    <w:rsid w:val="00690D72"/>
+    <w:rsid w:val="006A1E36"/>
+    <w:rsid w:val="006B599F"/>
+    <w:rsid w:val="006B68C6"/>
+    <w:rsid w:val="006B6CE1"/>
+    <w:rsid w:val="006D1A9B"/>
+    <w:rsid w:val="006F2BA6"/>
+    <w:rsid w:val="007157B5"/>
+    <w:rsid w:val="00725918"/>
+    <w:rsid w:val="0073386D"/>
+    <w:rsid w:val="00734F79"/>
+    <w:rsid w:val="00741190"/>
+    <w:rsid w:val="00742E83"/>
+    <w:rsid w:val="00765587"/>
+    <w:rsid w:val="00772A79"/>
+    <w:rsid w:val="00774897"/>
+    <w:rsid w:val="007B08C0"/>
+    <w:rsid w:val="007B0A73"/>
+    <w:rsid w:val="007B1891"/>
+    <w:rsid w:val="007E2A10"/>
+    <w:rsid w:val="007F2BD5"/>
+    <w:rsid w:val="007F7D2F"/>
+    <w:rsid w:val="00801408"/>
+    <w:rsid w:val="00806825"/>
+    <w:rsid w:val="00825273"/>
+    <w:rsid w:val="00825707"/>
+    <w:rsid w:val="0084231C"/>
+    <w:rsid w:val="00862E26"/>
+    <w:rsid w:val="00865139"/>
+    <w:rsid w:val="00866C35"/>
+    <w:rsid w:val="00891317"/>
+    <w:rsid w:val="008A2123"/>
+    <w:rsid w:val="008B55FF"/>
+    <w:rsid w:val="008B6333"/>
+    <w:rsid w:val="008B6FE2"/>
+    <w:rsid w:val="008B758C"/>
+    <w:rsid w:val="008C4C01"/>
+    <w:rsid w:val="008D1771"/>
+    <w:rsid w:val="008D1FAC"/>
+    <w:rsid w:val="008E1C4A"/>
+    <w:rsid w:val="008E4A18"/>
+    <w:rsid w:val="008E58DD"/>
+    <w:rsid w:val="008F6E03"/>
+    <w:rsid w:val="00920945"/>
+    <w:rsid w:val="009249A7"/>
+    <w:rsid w:val="009372AC"/>
+    <w:rsid w:val="00941C80"/>
+    <w:rsid w:val="00942D5B"/>
+    <w:rsid w:val="009455C5"/>
+    <w:rsid w:val="00950FF7"/>
+    <w:rsid w:val="0095109C"/>
+    <w:rsid w:val="009572B0"/>
+    <w:rsid w:val="009648AD"/>
+    <w:rsid w:val="00971555"/>
+    <w:rsid w:val="00976A26"/>
+    <w:rsid w:val="00982118"/>
+    <w:rsid w:val="0099166F"/>
+    <w:rsid w:val="009922E8"/>
+    <w:rsid w:val="00992EA2"/>
+    <w:rsid w:val="009A3090"/>
+    <w:rsid w:val="009A3B9A"/>
+    <w:rsid w:val="00A3463A"/>
+    <w:rsid w:val="00A375CB"/>
+    <w:rsid w:val="00A45D4A"/>
+    <w:rsid w:val="00A466D1"/>
+    <w:rsid w:val="00A54CB1"/>
+    <w:rsid w:val="00A55880"/>
+    <w:rsid w:val="00A90C19"/>
+    <w:rsid w:val="00A912C3"/>
+    <w:rsid w:val="00AA5F6F"/>
+    <w:rsid w:val="00AC2D07"/>
+    <w:rsid w:val="00AC4461"/>
+    <w:rsid w:val="00AF746B"/>
+    <w:rsid w:val="00B3268D"/>
+    <w:rsid w:val="00B40628"/>
+    <w:rsid w:val="00B42321"/>
+    <w:rsid w:val="00B43CF4"/>
+    <w:rsid w:val="00B6756D"/>
+    <w:rsid w:val="00B721C7"/>
+    <w:rsid w:val="00B870A2"/>
+    <w:rsid w:val="00B9037B"/>
+    <w:rsid w:val="00BD4AC7"/>
+    <w:rsid w:val="00BF196C"/>
+    <w:rsid w:val="00BF2F83"/>
+    <w:rsid w:val="00BF3AA6"/>
+    <w:rsid w:val="00C03748"/>
+    <w:rsid w:val="00C161D3"/>
+    <w:rsid w:val="00C34B63"/>
+    <w:rsid w:val="00C4386C"/>
+    <w:rsid w:val="00C50DC1"/>
+    <w:rsid w:val="00C7641F"/>
+    <w:rsid w:val="00C77F84"/>
+    <w:rsid w:val="00C848F4"/>
+    <w:rsid w:val="00CC7251"/>
+    <w:rsid w:val="00CD0B35"/>
+    <w:rsid w:val="00CD5BBB"/>
+    <w:rsid w:val="00D10EFF"/>
+    <w:rsid w:val="00D32FA5"/>
+    <w:rsid w:val="00D57C33"/>
+    <w:rsid w:val="00D814AF"/>
+    <w:rsid w:val="00DA5097"/>
+    <w:rsid w:val="00DA7770"/>
+    <w:rsid w:val="00DB3DFD"/>
+    <w:rsid w:val="00DC1056"/>
+    <w:rsid w:val="00DC2379"/>
+    <w:rsid w:val="00DC28AF"/>
+    <w:rsid w:val="00DF46BD"/>
+    <w:rsid w:val="00E012E4"/>
+    <w:rsid w:val="00E4714D"/>
+    <w:rsid w:val="00E644B4"/>
+    <w:rsid w:val="00E7123C"/>
+    <w:rsid w:val="00E8417D"/>
+    <w:rsid w:val="00E94635"/>
+    <w:rsid w:val="00EA5843"/>
+    <w:rsid w:val="00EA5CC5"/>
+    <w:rsid w:val="00EA5E23"/>
+    <w:rsid w:val="00EB5695"/>
+    <w:rsid w:val="00EB7B1E"/>
+    <w:rsid w:val="00EB7CE6"/>
+    <w:rsid w:val="00EC331F"/>
+    <w:rsid w:val="00EE2B0C"/>
+    <w:rsid w:val="00EE7861"/>
+    <w:rsid w:val="00EF5C09"/>
+    <w:rsid w:val="00F02A15"/>
+    <w:rsid w:val="00F26E05"/>
+    <w:rsid w:val="00F313A6"/>
+    <w:rsid w:val="00F42258"/>
+    <w:rsid w:val="00F64EC0"/>
+    <w:rsid w:val="00F90656"/>
+    <w:rsid w:val="00F9152F"/>
+    <w:rsid w:val="00F92074"/>
+    <w:rsid w:val="00FB75C8"/>
+    <w:rsid w:val="00FD2B77"/>
+    <w:rsid w:val="00FD42A9"/>
+  </w:rsids>
+  <m:mathPr>
+    <m:mathFont m:val="Cambria Math"/>
+    <m:brkBin m:val="before"/>
+    <m:brkBinSub m:val="--"/>
+    <m:smallFrac m:val="0"/>
+    <m:dispDef/>
+    <m:lMargin m:val="0"/>
+    <m:rMargin m:val="0"/>
+    <m:defJc m:val="centerGroup"/>
+    <m:wrapIndent m:val="1440"/>
+    <m:intLim m:val="subSup"/>
+    <m:naryLim m:val="undOvr"/>
+  </m:mathPr>
+  <w:themeFontLang w:val="en-US"/>
+  <w:clrSchemeMapping w:bg1="light1" w:t1="dark1" w:bg2="light2" w:t2="dark2" w:accent1="accent1" w:accent2="accent2" w:accent3="accent3" w:accent4="accent4" w:accent5="accent5" w:accent6="accent6" w:hyperlink="hyperlink" w:followedHyperlink="followedHyperlink"/>
+  <w:shapeDefaults>
+    <o:shapedefaults v:ext="edit" spidmax="1026"/>
+    <o:shapelayout v:ext="edit">
+      <o:idmap v:ext="edit" data="1"/>
+    </o:shapelayout>
+  </w:shapeDefaults>
+  <w:decimalSymbol w:val=","/>
+  <w:listSeparator w:val=","/>
+  <w14:docId w14:val="70822E2A"/>
+  <w15:docId w15:val="{7B4AAA92-38BD-4A2B-9C3E-C640283BA1A7}"/>
+</w:settings>
+</file>
+
+<file path=./word/styles.xml><?xml version="1.0" encoding="utf-8"?>
 <w:styles xmlns:mc="http://schemas.openxmlformats.org/markup-compatibility/2006" xmlns:r="http://schemas.openxmlformats.org/officeDocument/2006/relationships" xmlns:w="http://schemas.openxmlformats.org/wordprocessingml/2006/main" xmlns:w14="http://schemas.microsoft.com/office/word/2010/wordml" xmlns:w15="http://schemas.microsoft.com/office/word/2012/wordml" xmlns:w16cex="http://schemas.microsoft.com/office/word/2018/wordml/cex" xmlns:w16="http://schemas.microsoft.com/office/word/2018/wordml" xmlns:w16du="http://schemas.microsoft.com/office/word/2023/wordml/word16du" xmlns:w16sdtdh="http://schemas.microsoft.com/office/word/2020/wordml/sdtdatahash" xmlns:w16se="http://schemas.microsoft.com/office/word/2015/wordml/symex">
   <w:docDefaults>
     <w:rPrDefault>
@@ -5117,7 +5491,7 @@
 </w:styles>
 </file>
 
-<file path=word/theme/theme1.xml><?xml version="1.0" encoding="utf-8"?>
+<file path=./word/theme/theme1.xml><?xml version="1.0" encoding="utf-8"?>
 <a:theme xmlns:a="http://schemas.openxmlformats.org/drawingml/2006/main" name="Office Theme">
   <a:themeElements>
     <a:clrScheme name="Office">
@@ -5400,4 +5774,40 @@
   <a:objectDefaults/>
   <a:extraClrSchemeLst/>
 </a:theme>
+</file>
+
+<file path=./word/webSettings.xml><?xml version="1.0" encoding="utf-8"?>
+<w:webSettings xmlns:mc="http://schemas.openxmlformats.org/markup-compatibility/2006" xmlns:r="http://schemas.openxmlformats.org/officeDocument/2006/relationships" xmlns:w="http://schemas.openxmlformats.org/wordprocessingml/2006/main" xmlns:w14="http://schemas.microsoft.com/office/word/2010/wordml" xmlns:w15="http://schemas.microsoft.com/office/word/2012/wordml" xmlns:w16cex="http://schemas.microsoft.com/office/word/2018/wordml/cex" xmlns:w16="http://schemas.microsoft.com/office/word/2018/wordml" xmlns:w16du="http://schemas.microsoft.com/office/word/2023/wordml/word16du" xmlns:w16sdtdh="http://schemas.microsoft.com/office/word/2020/wordml/sdtdatahash" xmlns:w16se="http://schemas.microsoft.com/office/word/2015/wordml/symex">
+  <w:divs>
+    <w:div w:id="1070035162">
+      <w:bodyDiv w:val="1"/>
+      <w:marLeft w:val="0"/>
+      <w:marRight w:val="0"/>
+      <w:marTop w:val="0"/>
+      <w:marBottom w:val="0"/>
+      <w:divBdr>
+        <w:top w:val="none" w:sz="0" w:space="0" w:color="auto"/>
+        <w:left w:val="none" w:sz="0" w:space="0" w:color="auto"/>
+        <w:bottom w:val="none" w:sz="0" w:space="0" w:color="auto"/>
+        <w:right w:val="none" w:sz="0" w:space="0" w:color="auto"/>
+      </w:divBdr>
+    </w:div>
+    <w:div w:id="1806390150">
+      <w:bodyDiv w:val="1"/>
+      <w:marLeft w:val="0"/>
+      <w:marRight w:val="0"/>
+      <w:marTop w:val="0"/>
+      <w:marBottom w:val="0"/>
+      <w:divBdr>
+        <w:top w:val="none" w:sz="0" w:space="0" w:color="auto"/>
+        <w:left w:val="none" w:sz="0" w:space="0" w:color="auto"/>
+        <w:bottom w:val="none" w:sz="0" w:space="0" w:color="auto"/>
+        <w:right w:val="none" w:sz="0" w:space="0" w:color="auto"/>
+      </w:divBdr>
+    </w:div>
+  </w:divs>
+  <w:optimizeForBrowser/>
+  <w:relyOnVML/>
+  <w:allowPNG/>
+</w:webSettings>
 </file>
--- a/skills/phong-hcqt/assets/du-toan.docx
+++ b/skills/phong-hcqt/assets/du-toan.docx
@@ -1,74 +1,5 @@
 
-<file path=./[Content_Types].xml><?xml version="1.0" encoding="utf-8"?>
-<Types xmlns="http://schemas.openxmlformats.org/package/2006/content-types">
-  <Default Extension="rels" ContentType="application/vnd.openxmlformats-package.relationships+xml"/>
-  <Default Extension="xml" ContentType="application/xml"/>
-  <Override PartName="/word/document.xml" ContentType="application/vnd.openxmlformats-officedocument.wordprocessingml.document.main+xml"/>
-  <Override PartName="/word/numbering.xml" ContentType="application/vnd.openxmlformats-officedocument.wordprocessingml.numbering+xml"/>
-  <Override PartName="/word/styles.xml" ContentType="application/vnd.openxmlformats-officedocument.wordprocessingml.styles+xml"/>
-  <Override PartName="/word/settings.xml" ContentType="application/vnd.openxmlformats-officedocument.wordprocessingml.settings+xml"/>
-  <Override PartName="/word/webSettings.xml" ContentType="application/vnd.openxmlformats-officedocument.wordprocessingml.webSettings+xml"/>
-  <Override PartName="/word/footnotes.xml" ContentType="application/vnd.openxmlformats-officedocument.wordprocessingml.footnotes+xml"/>
-  <Override PartName="/word/endnotes.xml" ContentType="application/vnd.openxmlformats-officedocument.wordprocessingml.endnotes+xml"/>
-  <Override PartName="/word/fontTable.xml" ContentType="application/vnd.openxmlformats-officedocument.wordprocessingml.fontTable+xml"/>
-  <Override PartName="/word/theme/theme1.xml" ContentType="application/vnd.openxmlformats-officedocument.theme+xml"/>
-  <Override PartName="/docProps/core.xml" ContentType="application/vnd.openxmlformats-package.core-properties+xml"/>
-  <Override PartName="/docProps/app.xml" ContentType="application/vnd.openxmlformats-officedocument.extended-properties+xml"/>
-</Types>
-</file>
-
-<file path=./docProps/app.xml><?xml version="1.0" encoding="utf-8"?>
-<Properties xmlns="http://schemas.openxmlformats.org/officeDocument/2006/extended-properties" xmlns:vt="http://schemas.openxmlformats.org/officeDocument/2006/docPropsVTypes">
-  <Template>Normal.dotm</Template>
-  <TotalTime>4261</TotalTime>
-  <Pages>3</Pages>
-  <Words>314</Words>
-  <Characters>1795</Characters>
-  <Application>Microsoft Office Word</Application>
-  <DocSecurity>0</DocSecurity>
-  <Lines>14</Lines>
-  <Paragraphs>4</Paragraphs>
-  <ScaleCrop>false</ScaleCrop>
-  <HeadingPairs>
-    <vt:vector size="2" baseType="variant">
-      <vt:variant>
-        <vt:lpstr>Title</vt:lpstr>
-      </vt:variant>
-      <vt:variant>
-        <vt:i4>1</vt:i4>
-      </vt:variant>
-    </vt:vector>
-  </HeadingPairs>
-  <TitlesOfParts>
-    <vt:vector size="1" baseType="lpstr">
-      <vt:lpstr/>
-    </vt:vector>
-  </TitlesOfParts>
-  <Company/>
-  <LinksUpToDate>false</LinksUpToDate>
-  <CharactersWithSpaces>2105</CharactersWithSpaces>
-  <SharedDoc>false</SharedDoc>
-  <HyperlinksChanged>false</HyperlinksChanged>
-  <AppVersion>16.0000</AppVersion>
-</Properties>
-</file>
-
-<file path=./docProps/core.xml><?xml version="1.0" encoding="utf-8"?>
-<cp:coreProperties xmlns:cp="http://schemas.openxmlformats.org/package/2006/metadata/core-properties" xmlns:dc="http://purl.org/dc/elements/1.1/" xmlns:dcterms="http://purl.org/dc/terms/" xmlns:dcmitype="http://purl.org/dc/dcmitype/" xmlns:xsi="http://www.w3.org/2001/XMLSchema-instance">
-  <dc:title/>
-  <dc:subject/>
-  <dc:creator>DUONG-KTDA</dc:creator>
-  <cp:keywords/>
-  <dc:description/>
-  <cp:lastModifiedBy>Dương KTDA</cp:lastModifiedBy>
-  <cp:revision>138</cp:revision>
-  <cp:lastPrinted>2026-02-04T07:19:00Z</cp:lastPrinted>
-  <dcterms:created xsi:type="dcterms:W3CDTF">2024-04-12T02:10:00Z</dcterms:created>
-  <dcterms:modified xsi:type="dcterms:W3CDTF">2026-05-26T10:13:00Z</dcterms:modified>
-</cp:coreProperties>
-</file>
-
-<file path=./word/document.xml><?xml version="1.0" encoding="utf-8"?>
+<file path=word/document.xml><?xml version="1.0" encoding="utf-8"?>
 <w:document xmlns:wpc="http://schemas.microsoft.com/office/word/2010/wordprocessingCanvas" xmlns:cx="http://schemas.microsoft.com/office/drawing/2014/chartex" xmlns:cx1="http://schemas.microsoft.com/office/drawing/2015/9/8/chartex" xmlns:cx2="http://schemas.microsoft.com/office/drawing/2015/10/21/chartex" xmlns:cx3="http://schemas.microsoft.com/office/drawing/2016/5/9/chartex" xmlns:cx4="http://schemas.microsoft.com/office/drawing/2016/5/10/chartex" xmlns:cx5="http://schemas.microsoft.com/office/drawing/2016/5/11/chartex" xmlns:cx6="http://schemas.microsoft.com/office/drawing/2016/5/12/chartex" xmlns:cx7="http://schemas.microsoft.com/office/drawing/2016/5/13/chartex" xmlns:cx8="http://schemas.microsoft.com/office/drawing/2016/5/14/chartex" xmlns:mc="http://schemas.openxmlformats.org/markup-compatibility/2006" xmlns:aink="http://schemas.microsoft.com/office/drawing/2016/ink" xmlns:am3d="http://schemas.microsoft.com/office/drawing/2017/model3d" xmlns:o="urn:schemas-microsoft-com:office:office" xmlns:oel="http://schemas.microsoft.com/office/2019/extlst" xmlns:r="http://schemas.openxmlformats.org/officeDocument/2006/relationships" xmlns:m="http://schemas.openxmlformats.org/officeDocument/2006/math" xmlns:v="urn:schemas-microsoft-com:vml" xmlns:wp14="http://schemas.microsoft.com/office/word/2010/wordprocessingDrawing" xmlns:wp="http://schemas.openxmlformats.org/drawingml/2006/wordprocessingDrawing" xmlns:w10="urn:schemas-microsoft-com:office:word" xmlns:w="http://schemas.openxmlformats.org/wordprocessingml/2006/main" xmlns:w14="http://schemas.microsoft.com/office/word/2010/wordml" xmlns:w15="http://schemas.microsoft.com/office/word/2012/wordml" xmlns:w16cex="http://schemas.microsoft.com/office/word/2018/wordml/cex" xmlns:w16="http://schemas.microsoft.com/office/word/2018/wordml" xmlns:w16du="http://schemas.microsoft.com/office/word/2023/wordml/word16du" xmlns:w16sdtdh="http://schemas.microsoft.com/office/word/2020/wordml/sdtdatahash" xmlns:w16se="http://schemas.microsoft.com/office/word/2015/wordml/symex" xmlns:wpg="http://schemas.microsoft.com/office/word/2010/wordprocessingGroup" xmlns:wpi="http://schemas.microsoft.com/office/word/2010/wordprocessingInk" xmlns:wne="http://schemas.microsoft.com/office/word/2006/wordml" xmlns:wps="http://schemas.microsoft.com/office/word/2010/wordprocessingShape">
   <w:body>
     <w:p>
@@ -4507,7 +4438,7 @@
 </w:document>
 </file>
 
-<file path=./word/endnotes.xml><?xml version="1.0" encoding="utf-8"?>
+<file path=word/endnotes.xml><?xml version="1.0" encoding="utf-8"?>
 <w:endnotes xmlns:wpc="http://schemas.microsoft.com/office/word/2010/wordprocessingCanvas" xmlns:cx="http://schemas.microsoft.com/office/drawing/2014/chartex" xmlns:cx1="http://schemas.microsoft.com/office/drawing/2015/9/8/chartex" xmlns:cx2="http://schemas.microsoft.com/office/drawing/2015/10/21/chartex" xmlns:cx3="http://schemas.microsoft.com/office/drawing/2016/5/9/chartex" xmlns:cx4="http://schemas.microsoft.com/office/drawing/2016/5/10/chartex" xmlns:cx5="http://schemas.microsoft.com/office/drawing/2016/5/11/chartex" xmlns:cx6="http://schemas.microsoft.com/office/drawing/2016/5/12/chartex" xmlns:cx7="http://schemas.microsoft.com/office/drawing/2016/5/13/chartex" xmlns:cx8="http://schemas.microsoft.com/office/drawing/2016/5/14/chartex" xmlns:mc="http://schemas.openxmlformats.org/markup-compatibility/2006" xmlns:aink="http://schemas.microsoft.com/office/drawing/2016/ink" xmlns:am3d="http://schemas.microsoft.com/office/drawing/2017/model3d" xmlns:o="urn:schemas-microsoft-com:office:office" xmlns:oel="http://schemas.microsoft.com/office/2019/extlst" xmlns:r="http://schemas.openxmlformats.org/officeDocument/2006/relationships" xmlns:m="http://schemas.openxmlformats.org/officeDocument/2006/math" xmlns:v="urn:schemas-microsoft-com:vml" xmlns:wp14="http://schemas.microsoft.com/office/word/2010/wordprocessingDrawing" xmlns:wp="http://schemas.openxmlformats.org/drawingml/2006/wordprocessingDrawing" xmlns:w10="urn:schemas-microsoft-com:office:word" xmlns:w="http://schemas.openxmlformats.org/wordprocessingml/2006/main" xmlns:w14="http://schemas.microsoft.com/office/word/2010/wordml" xmlns:w15="http://schemas.microsoft.com/office/word/2012/wordml" xmlns:w16cex="http://schemas.microsoft.com/office/word/2018/wordml/cex" xmlns:w16="http://schemas.microsoft.com/office/word/2018/wordml" xmlns:w16du="http://schemas.microsoft.com/office/word/2023/wordml/word16du" xmlns:w16sdtdh="http://schemas.microsoft.com/office/word/2020/wordml/sdtdatahash" xmlns:w16se="http://schemas.microsoft.com/office/word/2015/wordml/symex" xmlns:wpg="http://schemas.microsoft.com/office/word/2010/wordprocessingGroup" xmlns:wpi="http://schemas.microsoft.com/office/word/2010/wordprocessingInk" xmlns:wne="http://schemas.microsoft.com/office/word/2006/wordml" xmlns:wps="http://schemas.microsoft.com/office/word/2010/wordprocessingShape">
   <w:endnote w:type="separator" w:id="-1">
     <w:p>
@@ -4526,48 +4457,7 @@
 </w:endnotes>
 </file>
 
-<file path=./word/fontTable.xml><?xml version="1.0" encoding="utf-8"?>
-<w:fonts xmlns:mc="http://schemas.openxmlformats.org/markup-compatibility/2006" xmlns:r="http://schemas.openxmlformats.org/officeDocument/2006/relationships" xmlns:w="http://schemas.openxmlformats.org/wordprocessingml/2006/main" xmlns:w14="http://schemas.microsoft.com/office/word/2010/wordml" xmlns:w15="http://schemas.microsoft.com/office/word/2012/wordml" xmlns:w16cex="http://schemas.microsoft.com/office/word/2018/wordml/cex" xmlns:w16="http://schemas.microsoft.com/office/word/2018/wordml" xmlns:w16du="http://schemas.microsoft.com/office/word/2023/wordml/word16du" xmlns:w16sdtdh="http://schemas.microsoft.com/office/word/2020/wordml/sdtdatahash" xmlns:w16se="http://schemas.microsoft.com/office/word/2015/wordml/symex">
-  <w:font w:name="Symbol">
-    <w:panose1 w:val="05050102010706020507"/>
-    <w:family w:val="roman"/>
-    <w:pitch w:val="variable"/>
-    <w:sig w:usb0="00000000" w:usb1="10000000" w:usb2="00000000" w:usb3="00000000" w:csb0="80000000" w:csb1="00000000"/>
-  </w:font>
-  <w:font w:name="Times New Roman">
-    <w:panose1 w:val="02020603050405020304"/>
-    <w:family w:val="roman"/>
-    <w:pitch w:val="variable"/>
-    <w:sig w:usb0="E0002EFF" w:usb1="C000785B" w:usb2="00000009" w:usb3="00000000" w:csb0="000001FF" w:csb1="00000000"/>
-  </w:font>
-  <w:font w:name="Courier New">
-    <w:panose1 w:val="02070309020205020404"/>
-    <w:family w:val="modern"/>
-    <w:pitch w:val="fixed"/>
-    <w:sig w:usb0="E0002EFF" w:usb1="C0007843" w:usb2="00000009" w:usb3="00000000" w:csb0="000001FF" w:csb1="00000000"/>
-  </w:font>
-  <w:font w:name="Wingdings">
-    <w:panose1 w:val="05000000000000000000"/>
-    <w:family w:val="auto"/>
-    <w:pitch w:val="variable"/>
-    <w:sig w:usb0="00000000" w:usb1="10000000" w:usb2="00000000" w:usb3="00000000" w:csb0="80000000" w:csb1="00000000"/>
-  </w:font>
-  <w:font w:name="Calibri">
-    <w:panose1 w:val="020F0502020204030204"/>
-    <w:family w:val="swiss"/>
-    <w:pitch w:val="variable"/>
-    <w:sig w:usb0="E4002EFF" w:usb1="C000247B" w:usb2="00000009" w:usb3="00000000" w:csb0="000001FF" w:csb1="00000000"/>
-  </w:font>
-  <w:font w:name="Cambria">
-    <w:panose1 w:val="02040503050406030204"/>
-    <w:family w:val="roman"/>
-    <w:pitch w:val="variable"/>
-    <w:sig w:usb0="E00006FF" w:usb1="420024FF" w:usb2="02000000" w:usb3="00000000" w:csb0="0000019F" w:csb1="00000000"/>
-  </w:font>
-</w:fonts>
-</file>
-
-<file path=./word/footnotes.xml><?xml version="1.0" encoding="utf-8"?>
+<file path=word/footnotes.xml><?xml version="1.0" encoding="utf-8"?>
 <w:footnotes xmlns:wpc="http://schemas.microsoft.com/office/word/2010/wordprocessingCanvas" xmlns:cx="http://schemas.microsoft.com/office/drawing/2014/chartex" xmlns:cx1="http://schemas.microsoft.com/office/drawing/2015/9/8/chartex" xmlns:cx2="http://schemas.microsoft.com/office/drawing/2015/10/21/chartex" xmlns:cx3="http://schemas.microsoft.com/office/drawing/2016/5/9/chartex" xmlns:cx4="http://schemas.microsoft.com/office/drawing/2016/5/10/chartex" xmlns:cx5="http://schemas.microsoft.com/office/drawing/2016/5/11/chartex" xmlns:cx6="http://schemas.microsoft.com/office/drawing/2016/5/12/chartex" xmlns:cx7="http://schemas.microsoft.com/office/drawing/2016/5/13/chartex" xmlns:cx8="http://schemas.microsoft.com/office/drawing/2016/5/14/chartex" xmlns:mc="http://schemas.openxmlformats.org/markup-compatibility/2006" xmlns:aink="http://schemas.microsoft.com/office/drawing/2016/ink" xmlns:am3d="http://schemas.microsoft.com/office/drawing/2017/model3d" xmlns:o="urn:schemas-microsoft-com:office:office" xmlns:oel="http://schemas.microsoft.com/office/2019/extlst" xmlns:r="http://schemas.openxmlformats.org/officeDocument/2006/relationships" xmlns:m="http://schemas.openxmlformats.org/officeDocument/2006/math" xmlns:v="urn:schemas-microsoft-com:vml" xmlns:wp14="http://schemas.microsoft.com/office/word/2010/wordprocessingDrawing" xmlns:wp="http://schemas.openxmlformats.org/drawingml/2006/wordprocessingDrawing" xmlns:w10="urn:schemas-microsoft-com:office:word" xmlns:w="http://schemas.openxmlformats.org/wordprocessingml/2006/main" xmlns:w14="http://schemas.microsoft.com/office/word/2010/wordml" xmlns:w15="http://schemas.microsoft.com/office/word/2012/wordml" xmlns:w16cex="http://schemas.microsoft.com/office/word/2018/wordml/cex" xmlns:w16="http://schemas.microsoft.com/office/word/2018/wordml" xmlns:w16du="http://schemas.microsoft.com/office/word/2023/wordml/word16du" xmlns:w16sdtdh="http://schemas.microsoft.com/office/word/2020/wordml/sdtdatahash" xmlns:w16se="http://schemas.microsoft.com/office/word/2015/wordml/symex" xmlns:wpg="http://schemas.microsoft.com/office/word/2010/wordprocessingGroup" xmlns:wpi="http://schemas.microsoft.com/office/word/2010/wordprocessingInk" xmlns:wne="http://schemas.microsoft.com/office/word/2006/wordml" xmlns:wps="http://schemas.microsoft.com/office/word/2010/wordprocessingShape">
   <w:footnote w:type="separator" w:id="-1">
     <w:p>
@@ -4586,7 +4476,7 @@
 </w:footnotes>
 </file>
 
-<file path=./word/numbering.xml><?xml version="1.0" encoding="utf-8"?>
+<file path=word/numbering.xml><?xml version="1.0" encoding="utf-8"?>
 <w:numbering xmlns:wpc="http://schemas.microsoft.com/office/word/2010/wordprocessingCanvas" xmlns:cx="http://schemas.microsoft.com/office/drawing/2014/chartex" xmlns:cx1="http://schemas.microsoft.com/office/drawing/2015/9/8/chartex" xmlns:cx2="http://schemas.microsoft.com/office/drawing/2015/10/21/chartex" xmlns:cx3="http://schemas.microsoft.com/office/drawing/2016/5/9/chartex" xmlns:cx4="http://schemas.microsoft.com/office/drawing/2016/5/10/chartex" xmlns:cx5="http://schemas.microsoft.com/office/drawing/2016/5/11/chartex" xmlns:cx6="http://schemas.microsoft.com/office/drawing/2016/5/12/chartex" xmlns:cx7="http://schemas.microsoft.com/office/drawing/2016/5/13/chartex" xmlns:cx8="http://schemas.microsoft.com/office/drawing/2016/5/14/chartex" xmlns:mc="http://schemas.openxmlformats.org/markup-compatibility/2006" xmlns:aink="http://schemas.microsoft.com/office/drawing/2016/ink" xmlns:am3d="http://schemas.microsoft.com/office/drawing/2017/model3d" xmlns:o="urn:schemas-microsoft-com:office:office" xmlns:oel="http://schemas.microsoft.com/office/2019/extlst" xmlns:r="http://schemas.openxmlformats.org/officeDocument/2006/relationships" xmlns:m="http://schemas.openxmlformats.org/officeDocument/2006/math" xmlns:v="urn:schemas-microsoft-com:vml" xmlns:wp14="http://schemas.microsoft.com/office/word/2010/wordprocessingDrawing" xmlns:wp="http://schemas.openxmlformats.org/drawingml/2006/wordprocessingDrawing" xmlns:w10="urn:schemas-microsoft-com:office:word" xmlns:w="http://schemas.openxmlformats.org/wordprocessingml/2006/main" xmlns:w14="http://schemas.microsoft.com/office/word/2010/wordml" xmlns:w15="http://schemas.microsoft.com/office/word/2012/wordml" xmlns:w16cex="http://schemas.microsoft.com/office/word/2018/wordml/cex" xmlns:w16="http://schemas.microsoft.com/office/word/2018/wordml" xmlns:w16du="http://schemas.microsoft.com/office/word/2023/wordml/word16du" xmlns:w16sdtdh="http://schemas.microsoft.com/office/word/2020/wordml/sdtdatahash" xmlns:w16se="http://schemas.microsoft.com/office/word/2015/wordml/symex" xmlns:wpg="http://schemas.microsoft.com/office/word/2010/wordprocessingGroup" xmlns:wpi="http://schemas.microsoft.com/office/word/2010/wordprocessingInk" xmlns:wne="http://schemas.microsoft.com/office/word/2006/wordml" xmlns:wps="http://schemas.microsoft.com/office/word/2010/wordprocessingShape">
   <w:abstractNum w:abstractNumId="0">
     <w:nsid w:val="4B3F630D"/>
@@ -4707,271 +4597,7 @@
 </w:numbering>
 </file>
 
-<file path=./word/settings.xml><?xml version="1.0" encoding="utf-8"?>
-<w:settings xmlns:mc="http://schemas.openxmlformats.org/markup-compatibility/2006" xmlns:o="urn:schemas-microsoft-com:office:office" xmlns:r="http://schemas.openxmlformats.org/officeDocument/2006/relationships" xmlns:m="http://schemas.openxmlformats.org/officeDocument/2006/math" xmlns:v="urn:schemas-microsoft-com:vml" xmlns:w10="urn:schemas-microsoft-com:office:word" xmlns:w="http://schemas.openxmlformats.org/wordprocessingml/2006/main" xmlns:w14="http://schemas.microsoft.com/office/word/2010/wordml" xmlns:w15="http://schemas.microsoft.com/office/word/2012/wordml" xmlns:w16cex="http://schemas.microsoft.com/office/word/2018/wordml/cex" xmlns:w16="http://schemas.microsoft.com/office/word/2018/wordml" xmlns:w16du="http://schemas.microsoft.com/office/word/2023/wordml/word16du" xmlns:w16sdtdh="http://schemas.microsoft.com/office/word/2020/wordml/sdtdatahash" xmlns:w16se="http://schemas.microsoft.com/office/word/2015/wordml/symex" xmlns:sl="http://schemas.openxmlformats.org/schemaLibrary/2006/main">
-  <w:zoom w:percent="160"/>
-  <w:defaultTabStop w:val="720"/>
-  <w:characterSpacingControl w:val="doNotCompress"/>
-  <w:compat>
-    <w:compatSetting w:name="compatibilityMode" w:uri="http://schemas.microsoft.com/office/word" w:val="14"/>
-    <w:compatSetting w:name="overrideTableStyleFontSizeAndJustification" w:uri="http://schemas.microsoft.com/office/word" w:val="1"/>
-    <w:compatSetting w:name="enableOpenTypeFeatures" w:uri="http://schemas.microsoft.com/office/word" w:val="1"/>
-    <w:compatSetting w:name="doNotFlipMirrorIndents" w:uri="http://schemas.microsoft.com/office/word" w:val="1"/>
-    <w:compatSetting w:name="useWord2013TrackBottomHyphenation" w:uri="http://schemas.microsoft.com/office/word" w:val="1"/>
-  </w:compat>
-  <w:rsids>
-    <w:rsidRoot w:val="00290FE2"/>
-    <w:rsid w:val="00005412"/>
-    <w:rsid w:val="000126F0"/>
-    <w:rsid w:val="00024768"/>
-    <w:rsid w:val="000256EA"/>
-    <w:rsid w:val="00032D0E"/>
-    <w:rsid w:val="00057798"/>
-    <w:rsid w:val="000A2BF3"/>
-    <w:rsid w:val="000A5EE4"/>
-    <w:rsid w:val="000B6EF9"/>
-    <w:rsid w:val="000C43E2"/>
-    <w:rsid w:val="000D6A77"/>
-    <w:rsid w:val="000E00D0"/>
-    <w:rsid w:val="000F104B"/>
-    <w:rsid w:val="0010242A"/>
-    <w:rsid w:val="00105FAA"/>
-    <w:rsid w:val="001307A4"/>
-    <w:rsid w:val="00136949"/>
-    <w:rsid w:val="0018046E"/>
-    <w:rsid w:val="00186F12"/>
-    <w:rsid w:val="001A575F"/>
-    <w:rsid w:val="001B6BC6"/>
-    <w:rsid w:val="001C1C0F"/>
-    <w:rsid w:val="001C3DE0"/>
-    <w:rsid w:val="001C7198"/>
-    <w:rsid w:val="001D0DA0"/>
-    <w:rsid w:val="001E70BD"/>
-    <w:rsid w:val="002062C0"/>
-    <w:rsid w:val="00215AF5"/>
-    <w:rsid w:val="002266B6"/>
-    <w:rsid w:val="00237F4D"/>
-    <w:rsid w:val="00253076"/>
-    <w:rsid w:val="00264495"/>
-    <w:rsid w:val="00290FE2"/>
-    <w:rsid w:val="00295F6B"/>
-    <w:rsid w:val="002A720A"/>
-    <w:rsid w:val="002C12F9"/>
-    <w:rsid w:val="002C2A10"/>
-    <w:rsid w:val="002D6EDE"/>
-    <w:rsid w:val="002E0B0E"/>
-    <w:rsid w:val="002F4415"/>
-    <w:rsid w:val="00306758"/>
-    <w:rsid w:val="00315958"/>
-    <w:rsid w:val="003361F1"/>
-    <w:rsid w:val="0035514D"/>
-    <w:rsid w:val="00367816"/>
-    <w:rsid w:val="003736BC"/>
-    <w:rsid w:val="00383251"/>
-    <w:rsid w:val="00392A00"/>
-    <w:rsid w:val="003959C9"/>
-    <w:rsid w:val="003B7D5C"/>
-    <w:rsid w:val="003C5728"/>
-    <w:rsid w:val="003D23B1"/>
-    <w:rsid w:val="00433963"/>
-    <w:rsid w:val="004421C0"/>
-    <w:rsid w:val="0044559F"/>
-    <w:rsid w:val="00456C49"/>
-    <w:rsid w:val="00464ABC"/>
-    <w:rsid w:val="004A5BAC"/>
-    <w:rsid w:val="004E3DBA"/>
-    <w:rsid w:val="004F6A7A"/>
-    <w:rsid w:val="00500979"/>
-    <w:rsid w:val="0050326E"/>
-    <w:rsid w:val="00511744"/>
-    <w:rsid w:val="00515D96"/>
-    <w:rsid w:val="00522F57"/>
-    <w:rsid w:val="00526FA2"/>
-    <w:rsid w:val="0055434D"/>
-    <w:rsid w:val="00564507"/>
-    <w:rsid w:val="00564A12"/>
-    <w:rsid w:val="00580645"/>
-    <w:rsid w:val="00582CC1"/>
-    <w:rsid w:val="005907B8"/>
-    <w:rsid w:val="005911B9"/>
-    <w:rsid w:val="00595852"/>
-    <w:rsid w:val="005C21C2"/>
-    <w:rsid w:val="005C3090"/>
-    <w:rsid w:val="005E285D"/>
-    <w:rsid w:val="005F2641"/>
-    <w:rsid w:val="005F423F"/>
-    <w:rsid w:val="005F5F10"/>
-    <w:rsid w:val="00621D8F"/>
-    <w:rsid w:val="006308F0"/>
-    <w:rsid w:val="00633795"/>
-    <w:rsid w:val="00635313"/>
-    <w:rsid w:val="006436F0"/>
-    <w:rsid w:val="006772DB"/>
-    <w:rsid w:val="0068069D"/>
-    <w:rsid w:val="00690D72"/>
-    <w:rsid w:val="006A1E36"/>
-    <w:rsid w:val="006B599F"/>
-    <w:rsid w:val="006B68C6"/>
-    <w:rsid w:val="006B6CE1"/>
-    <w:rsid w:val="006D1A9B"/>
-    <w:rsid w:val="006F2BA6"/>
-    <w:rsid w:val="007157B5"/>
-    <w:rsid w:val="00725918"/>
-    <w:rsid w:val="0073386D"/>
-    <w:rsid w:val="00734F79"/>
-    <w:rsid w:val="00741190"/>
-    <w:rsid w:val="00742E83"/>
-    <w:rsid w:val="00765587"/>
-    <w:rsid w:val="00772A79"/>
-    <w:rsid w:val="00774897"/>
-    <w:rsid w:val="007B08C0"/>
-    <w:rsid w:val="007B0A73"/>
-    <w:rsid w:val="007B1891"/>
-    <w:rsid w:val="007E2A10"/>
-    <w:rsid w:val="007F2BD5"/>
-    <w:rsid w:val="007F7D2F"/>
-    <w:rsid w:val="00801408"/>
-    <w:rsid w:val="00806825"/>
-    <w:rsid w:val="00825273"/>
-    <w:rsid w:val="00825707"/>
-    <w:rsid w:val="0084231C"/>
-    <w:rsid w:val="00862E26"/>
-    <w:rsid w:val="00865139"/>
-    <w:rsid w:val="00866C35"/>
-    <w:rsid w:val="00891317"/>
-    <w:rsid w:val="008A2123"/>
-    <w:rsid w:val="008B55FF"/>
-    <w:rsid w:val="008B6333"/>
-    <w:rsid w:val="008B6FE2"/>
-    <w:rsid w:val="008B758C"/>
-    <w:rsid w:val="008C4C01"/>
-    <w:rsid w:val="008D1771"/>
-    <w:rsid w:val="008D1FAC"/>
-    <w:rsid w:val="008E1C4A"/>
-    <w:rsid w:val="008E4A18"/>
-    <w:rsid w:val="008E58DD"/>
-    <w:rsid w:val="008F6E03"/>
-    <w:rsid w:val="00920945"/>
-    <w:rsid w:val="009249A7"/>
-    <w:rsid w:val="009372AC"/>
-    <w:rsid w:val="00941C80"/>
-    <w:rsid w:val="00942D5B"/>
-    <w:rsid w:val="009455C5"/>
-    <w:rsid w:val="00950FF7"/>
-    <w:rsid w:val="0095109C"/>
-    <w:rsid w:val="009572B0"/>
-    <w:rsid w:val="009648AD"/>
-    <w:rsid w:val="00971555"/>
-    <w:rsid w:val="00976A26"/>
-    <w:rsid w:val="00982118"/>
-    <w:rsid w:val="0099166F"/>
-    <w:rsid w:val="009922E8"/>
-    <w:rsid w:val="00992EA2"/>
-    <w:rsid w:val="009A3090"/>
-    <w:rsid w:val="009A3B9A"/>
-    <w:rsid w:val="00A3463A"/>
-    <w:rsid w:val="00A375CB"/>
-    <w:rsid w:val="00A45D4A"/>
-    <w:rsid w:val="00A466D1"/>
-    <w:rsid w:val="00A54CB1"/>
-    <w:rsid w:val="00A55880"/>
-    <w:rsid w:val="00A90C19"/>
-    <w:rsid w:val="00A912C3"/>
-    <w:rsid w:val="00AA5F6F"/>
-    <w:rsid w:val="00AC2D07"/>
-    <w:rsid w:val="00AC4461"/>
-    <w:rsid w:val="00AF746B"/>
-    <w:rsid w:val="00B3268D"/>
-    <w:rsid w:val="00B40628"/>
-    <w:rsid w:val="00B42321"/>
-    <w:rsid w:val="00B43CF4"/>
-    <w:rsid w:val="00B6756D"/>
-    <w:rsid w:val="00B721C7"/>
-    <w:rsid w:val="00B870A2"/>
-    <w:rsid w:val="00B9037B"/>
-    <w:rsid w:val="00BD4AC7"/>
-    <w:rsid w:val="00BF196C"/>
-    <w:rsid w:val="00BF2F83"/>
-    <w:rsid w:val="00BF3AA6"/>
-    <w:rsid w:val="00C03748"/>
-    <w:rsid w:val="00C161D3"/>
-    <w:rsid w:val="00C34B63"/>
-    <w:rsid w:val="00C4386C"/>
-    <w:rsid w:val="00C50DC1"/>
-    <w:rsid w:val="00C7641F"/>
-    <w:rsid w:val="00C77F84"/>
-    <w:rsid w:val="00C848F4"/>
-    <w:rsid w:val="00CC7251"/>
-    <w:rsid w:val="00CD0B35"/>
-    <w:rsid w:val="00CD5BBB"/>
-    <w:rsid w:val="00D10EFF"/>
-    <w:rsid w:val="00D32FA5"/>
-    <w:rsid w:val="00D57C33"/>
-    <w:rsid w:val="00D814AF"/>
-    <w:rsid w:val="00DA5097"/>
-    <w:rsid w:val="00DA7770"/>
-    <w:rsid w:val="00DB3DFD"/>
-    <w:rsid w:val="00DC1056"/>
-    <w:rsid w:val="00DC2379"/>
-    <w:rsid w:val="00DC28AF"/>
-    <w:rsid w:val="00DF46BD"/>
-    <w:rsid w:val="00E012E4"/>
-    <w:rsid w:val="00E4714D"/>
-    <w:rsid w:val="00E644B4"/>
-    <w:rsid w:val="00E7123C"/>
-    <w:rsid w:val="00E8417D"/>
-    <w:rsid w:val="00E94635"/>
-    <w:rsid w:val="00EA5843"/>
-    <w:rsid w:val="00EA5CC5"/>
-    <w:rsid w:val="00EA5E23"/>
-    <w:rsid w:val="00EB5695"/>
-    <w:rsid w:val="00EB7B1E"/>
-    <w:rsid w:val="00EB7CE6"/>
-    <w:rsid w:val="00EC331F"/>
-    <w:rsid w:val="00EE2B0C"/>
-    <w:rsid w:val="00EE7861"/>
-    <w:rsid w:val="00EF5C09"/>
-    <w:rsid w:val="00F02A15"/>
-    <w:rsid w:val="00F26E05"/>
-    <w:rsid w:val="00F313A6"/>
-    <w:rsid w:val="00F42258"/>
-    <w:rsid w:val="00F64EC0"/>
-    <w:rsid w:val="00F90656"/>
-    <w:rsid w:val="00F9152F"/>
-    <w:rsid w:val="00F92074"/>
-    <w:rsid w:val="00FB75C8"/>
-    <w:rsid w:val="00FD2B77"/>
-    <w:rsid w:val="00FD42A9"/>
-  </w:rsids>
-  <m:mathPr>
-    <m:mathFont m:val="Cambria Math"/>
-    <m:brkBin m:val="before"/>
-    <m:brkBinSub m:val="--"/>
-    <m:smallFrac m:val="0"/>
-    <m:dispDef/>
-    <m:lMargin m:val="0"/>
-    <m:rMargin m:val="0"/>
-    <m:defJc m:val="centerGroup"/>
-    <m:wrapIndent m:val="1440"/>
-    <m:intLim m:val="subSup"/>
-    <m:naryLim m:val="undOvr"/>
-  </m:mathPr>
-  <w:themeFontLang w:val="en-US"/>
-  <w:clrSchemeMapping w:bg1="light1" w:t1="dark1" w:bg2="light2" w:t2="dark2" w:accent1="accent1" w:accent2="accent2" w:accent3="accent3" w:accent4="accent4" w:accent5="accent5" w:accent6="accent6" w:hyperlink="hyperlink" w:followedHyperlink="followedHyperlink"/>
-  <w:shapeDefaults>
-    <o:shapedefaults v:ext="edit" spidmax="1026"/>
-    <o:shapelayout v:ext="edit">
-      <o:idmap v:ext="edit" data="1"/>
-    </o:shapelayout>
-  </w:shapeDefaults>
-  <w:decimalSymbol w:val=","/>
-  <w:listSeparator w:val=","/>
-  <w14:docId w14:val="70822E2A"/>
-  <w15:docId w15:val="{7B4AAA92-38BD-4A2B-9C3E-C640283BA1A7}"/>
-</w:settings>
-</file>
-
-<file path=./word/styles.xml><?xml version="1.0" encoding="utf-8"?>
+<file path=word/styles.xml><?xml version="1.0" encoding="utf-8"?>
 <w:styles xmlns:mc="http://schemas.openxmlformats.org/markup-compatibility/2006" xmlns:r="http://schemas.openxmlformats.org/officeDocument/2006/relationships" xmlns:w="http://schemas.openxmlformats.org/wordprocessingml/2006/main" xmlns:w14="http://schemas.microsoft.com/office/word/2010/wordml" xmlns:w15="http://schemas.microsoft.com/office/word/2012/wordml" xmlns:w16cex="http://schemas.microsoft.com/office/word/2018/wordml/cex" xmlns:w16="http://schemas.microsoft.com/office/word/2018/wordml" xmlns:w16du="http://schemas.microsoft.com/office/word/2023/wordml/word16du" xmlns:w16sdtdh="http://schemas.microsoft.com/office/word/2020/wordml/sdtdatahash" xmlns:w16se="http://schemas.microsoft.com/office/word/2015/wordml/symex">
   <w:docDefaults>
     <w:rPrDefault>
@@ -5491,7 +5117,7 @@
 </w:styles>
 </file>
 
-<file path=./word/theme/theme1.xml><?xml version="1.0" encoding="utf-8"?>
+<file path=word/theme/theme1.xml><?xml version="1.0" encoding="utf-8"?>
 <a:theme xmlns:a="http://schemas.openxmlformats.org/drawingml/2006/main" name="Office Theme">
   <a:themeElements>
     <a:clrScheme name="Office">
@@ -5774,40 +5400,4 @@
   <a:objectDefaults/>
   <a:extraClrSchemeLst/>
 </a:theme>
-</file>
-
-<file path=./word/webSettings.xml><?xml version="1.0" encoding="utf-8"?>
-<w:webSettings xmlns:mc="http://schemas.openxmlformats.org/markup-compatibility/2006" xmlns:r="http://schemas.openxmlformats.org/officeDocument/2006/relationships" xmlns:w="http://schemas.openxmlformats.org/wordprocessingml/2006/main" xmlns:w14="http://schemas.microsoft.com/office/word/2010/wordml" xmlns:w15="http://schemas.microsoft.com/office/word/2012/wordml" xmlns:w16cex="http://schemas.microsoft.com/office/word/2018/wordml/cex" xmlns:w16="http://schemas.microsoft.com/office/word/2018/wordml" xmlns:w16du="http://schemas.microsoft.com/office/word/2023/wordml/word16du" xmlns:w16sdtdh="http://schemas.microsoft.com/office/word/2020/wordml/sdtdatahash" xmlns:w16se="http://schemas.microsoft.com/office/word/2015/wordml/symex">
-  <w:divs>
-    <w:div w:id="1070035162">
-      <w:bodyDiv w:val="1"/>
-      <w:marLeft w:val="0"/>
-      <w:marRight w:val="0"/>
-      <w:marTop w:val="0"/>
-      <w:marBottom w:val="0"/>
-      <w:divBdr>
-        <w:top w:val="none" w:sz="0" w:space="0" w:color="auto"/>
-        <w:left w:val="none" w:sz="0" w:space="0" w:color="auto"/>
-        <w:bottom w:val="none" w:sz="0" w:space="0" w:color="auto"/>
-        <w:right w:val="none" w:sz="0" w:space="0" w:color="auto"/>
-      </w:divBdr>
-    </w:div>
-    <w:div w:id="1806390150">
-      <w:bodyDiv w:val="1"/>
-      <w:marLeft w:val="0"/>
-      <w:marRight w:val="0"/>
-      <w:marTop w:val="0"/>
-      <w:marBottom w:val="0"/>
-      <w:divBdr>
-        <w:top w:val="none" w:sz="0" w:space="0" w:color="auto"/>
-        <w:left w:val="none" w:sz="0" w:space="0" w:color="auto"/>
-        <w:bottom w:val="none" w:sz="0" w:space="0" w:color="auto"/>
-        <w:right w:val="none" w:sz="0" w:space="0" w:color="auto"/>
-      </w:divBdr>
-    </w:div>
-  </w:divs>
-  <w:optimizeForBrowser/>
-  <w:relyOnVML/>
-  <w:allowPNG/>
-</w:webSettings>
 </file>